--- a/06-学生侧材料/讲义/元素与分析/碱金属碱土金属与稀有气体-超级充实版（自学完整）.docx
+++ b/06-学生侧材料/讲义/元素与分析/碱金属碱土金属与稀有气体-超级充实版（自学完整）.docx
@@ -40395,7 +40395,7 @@
     <ns0:name ns0:val="Verbatim Char"/>
     <ns0:basedOn ns0:val="BodyTextChar"/>
     <ns0:rPr>
-      <ns0:rFonts ns0:ascii="Times New Roman" ns0:cs="Times New Roman" ns0:eastAsia="FangSong" ns0:hAnsi="Times New Roman"/>
+      <ns0:rFonts ns0:ascii="SimSun" ns0:hAnsi="SimSun" ns0:eastAsia="SimSun" ns0:cs="SimSun"/>
       <ns0:b ns0:val="0"/>
       <ns0:sz ns0:val="20"/>
     </ns0:rPr>
@@ -40473,7 +40473,7 @@
       <w:wordWrap w:val="off"/>
     </w:pPr>
     <ns0:rPr>
-      <w:rFonts ns0:ascii="Times New Roman" ns0:hAnsi="Times New Roman" ns0:eastAsia="FangSong" ns0:cs="Times New Roman"/>
+      <w:rFonts w:ascii="SimSun" w:hAnsi="SimSun" w:eastAsia="SimSun" w:cs="SimSun"/>
     </ns0:rPr>
   </w:style>
   <w:style w:type="character" w:customStyle="1" w:styleId="KeywordTok">
